--- a/data/outputs/v2/Essential_Mathematics/SS1.1_Real_Numbers/Essential_Mathematics_Real_Numbers_SummaryTable.docx
+++ b/data/outputs/v2/Essential_Mathematics/SS1.1_Real_Numbers/Essential_Mathematics_Real_Numbers_SummaryTable.docx
@@ -38,6 +38,177 @@
           <w:szCs w:val="22"/>
         </w:rPr>
         <w:t xml:space="preserve">Sub-Strand 1.1: Real Numbers — Teacher Reference (Pre-filled)</w:t>
+      </w:r>
+    </w:p>
+    <w:p>
+      <w:pPr>
+        <w:spacing w:after="80" w:before="120"/>
+      </w:pPr>
+      <w:r>
+        <w:rPr>
+          <w:rFonts w:ascii="Arial" w:cs="Arial" w:eastAsia="Arial" w:hAnsi="Arial"/>
+          <w:b/>
+          <w:bCs/>
+          <w:color w:val="1F3864"/>
+          <w:sz w:val="20"/>
+          <w:szCs w:val="20"/>
+        </w:rPr>
+        <w:t xml:space="preserve">ATTRIBUTION AND LICENSING</w:t>
+      </w:r>
+    </w:p>
+    <w:p>
+      <w:pPr>
+        <w:spacing w:after="60" w:before="0"/>
+      </w:pPr>
+      <w:r>
+        <w:rPr>
+          <w:rFonts w:ascii="Arial" w:cs="Arial" w:eastAsia="Arial" w:hAnsi="Arial"/>
+          <w:b/>
+          <w:bCs/>
+          <w:sz w:val="17"/>
+          <w:szCs w:val="17"/>
+        </w:rPr>
+        <w:t xml:space="preserve">Curriculum Alignment: </w:t>
+      </w:r>
+      <w:r>
+        <w:rPr>
+          <w:rFonts w:ascii="Arial" w:cs="Arial" w:eastAsia="Arial" w:hAnsi="Arial"/>
+          <w:sz w:val="17"/>
+          <w:szCs w:val="17"/>
+        </w:rPr>
+        <w:t xml:space="preserve">Structured in pedagogical alignment with the competence-based curriculum format and learning outcomes established by the Kenya Institute of Curriculum Development (KICD). This material is independently developed and is not officially endorsed or published by KICD.</w:t>
+      </w:r>
+    </w:p>
+    <w:p>
+      <w:pPr>
+        <w:spacing w:after="60" w:before="0"/>
+      </w:pPr>
+      <w:r>
+        <w:rPr>
+          <w:rFonts w:ascii="Arial" w:cs="Arial" w:eastAsia="Arial" w:hAnsi="Arial"/>
+          <w:b/>
+          <w:bCs/>
+          <w:sz w:val="17"/>
+          <w:szCs w:val="17"/>
+        </w:rPr>
+        <w:t xml:space="preserve">Content &amp; Pedagogy: </w:t>
+      </w:r>
+      <w:r>
+        <w:rPr>
+          <w:rFonts w:ascii="Arial" w:cs="Arial" w:eastAsia="Arial" w:hAnsi="Arial"/>
+          <w:sz w:val="17"/>
+          <w:szCs w:val="17"/>
+        </w:rPr>
+        <w:t xml:space="preserve">Developed and adapted by the educator team at SeaVuria (registered 501(c)(3) in the United States and registered NGO in Kenya, No. 872-850A-BF11), who designed the pedagogical framework, lesson templates and exemplar lessons on which this material is based.</w:t>
+      </w:r>
+    </w:p>
+    <w:p>
+      <w:pPr>
+        <w:spacing w:after="60" w:before="0"/>
+      </w:pPr>
+      <w:r>
+        <w:rPr>
+          <w:rFonts w:ascii="Arial" w:cs="Arial" w:eastAsia="Arial" w:hAnsi="Arial"/>
+          <w:b/>
+          <w:bCs/>
+          <w:sz w:val="17"/>
+          <w:szCs w:val="17"/>
+        </w:rPr>
+        <w:t xml:space="preserve">Production &amp; Layout: </w:t>
+      </w:r>
+      <w:r>
+        <w:rPr>
+          <w:rFonts w:ascii="Arial" w:cs="Arial" w:eastAsia="Arial" w:hAnsi="Arial"/>
+          <w:sz w:val="17"/>
+          <w:szCs w:val="17"/>
+        </w:rPr>
+        <w:t xml:space="preserve">Educational design and curriculum sequencing by SeaVuria. Technical layout, structural formatting, and digital optimization/implementation executed in partnership with ARES Education (registered 501(c)(3) in the United States and Canada (as Afretech Aid) and registered NGO in Kenya), with lesson drafting and compilation assisted by AI (Claude, Anthropic).</w:t>
+      </w:r>
+    </w:p>
+    <w:p>
+      <w:pPr>
+        <w:pBdr>
+          <w:bottom w:val="single" w:color="1F3864" w:sz="6" w:space="6"/>
+        </w:pBdr>
+        <w:spacing w:after="60" w:before="0"/>
+      </w:pPr>
+      <w:r>
+        <w:rPr>
+          <w:rFonts w:ascii="Arial" w:cs="Arial" w:eastAsia="Arial" w:hAnsi="Arial"/>
+          <w:b/>
+          <w:bCs/>
+          <w:sz w:val="17"/>
+          <w:szCs w:val="17"/>
+        </w:rPr>
+        <w:t xml:space="preserve">Licensing &amp; Copyright: </w:t>
+      </w:r>
+      <w:r>
+        <w:rPr>
+          <w:rFonts w:ascii="Arial" w:cs="Arial" w:eastAsia="Arial" w:hAnsi="Arial"/>
+          <w:sz w:val="17"/>
+          <w:szCs w:val="17"/>
+        </w:rPr>
+        <w:t xml:space="preserve">© 2026 SeaVuria and ARES. This work is licensed under a </w:t>
+      </w:r>
+      <w:hyperlink w:history="1" r:id="rIdofxgh2fyww-ppiviiw3xs">
+        <w:r>
+          <w:rPr>
+            <w:rFonts w:ascii="Arial" w:cs="Arial" w:eastAsia="Arial" w:hAnsi="Arial"/>
+            <w:color w:val="1F6B75"/>
+            <w:sz w:val="17"/>
+            <w:szCs w:val="17"/>
+            <w:u w:val="single" w:color="1F6B75"/>
+          </w:rPr>
+          <w:t xml:space="preserve">Creative Commons Attribution-NonCommercial 4.0 International License</w:t>
+        </w:r>
+      </w:hyperlink>
+      <w:r>
+        <w:rPr>
+          <w:rFonts w:ascii="Arial" w:cs="Arial" w:eastAsia="Arial" w:hAnsi="Arial"/>
+          <w:sz w:val="17"/>
+          <w:szCs w:val="17"/>
+        </w:rPr>
+        <w:t xml:space="preserve"> (</w:t>
+      </w:r>
+      <w:hyperlink w:history="1" r:id="rIdyruowdfxtkiz0q0hqa3jy">
+        <w:r>
+          <w:rPr>
+            <w:rFonts w:ascii="Arial" w:cs="Arial" w:eastAsia="Arial" w:hAnsi="Arial"/>
+            <w:color w:val="1F6B75"/>
+            <w:sz w:val="17"/>
+            <w:szCs w:val="17"/>
+            <w:u w:val="single" w:color="1F6B75"/>
+          </w:rPr>
+          <w:t xml:space="preserve">CC BY-NC 4.0</w:t>
+        </w:r>
+      </w:hyperlink>
+      <w:r>
+        <w:rPr>
+          <w:rFonts w:ascii="Arial" w:cs="Arial" w:eastAsia="Arial" w:hAnsi="Arial"/>
+          <w:sz w:val="17"/>
+          <w:szCs w:val="17"/>
+        </w:rPr>
+        <w:t xml:space="preserve">). To view a copy of this license, visit </w:t>
+      </w:r>
+      <w:hyperlink w:history="1" r:id="rIdq0pbyuxvp1lga0tjov5ak">
+        <w:r>
+          <w:rPr>
+            <w:rFonts w:ascii="Arial" w:cs="Arial" w:eastAsia="Arial" w:hAnsi="Arial"/>
+            <w:color w:val="1F6B75"/>
+            <w:sz w:val="17"/>
+            <w:szCs w:val="17"/>
+            <w:u w:val="single" w:color="1F6B75"/>
+          </w:rPr>
+          <w:t xml:space="preserve">https://creativecommons.org/licenses/by-nc/4.0/</w:t>
+        </w:r>
+      </w:hyperlink>
+      <w:r>
+        <w:rPr>
+          <w:rFonts w:ascii="Arial" w:cs="Arial" w:eastAsia="Arial" w:hAnsi="Arial"/>
+          <w:sz w:val="17"/>
+          <w:szCs w:val="17"/>
+        </w:rPr>
+        <w:t xml:space="preserve">. You are free to copy, redistribute, and adapt this material in any medium or format, provided appropriate credit is given and the material is not used for commercial purposes. KICD learning outcomes and curriculum designations reproduced here for alignment purposes remain the property of KICD and are not covered by this license. Linked external resources (e.g. CK-12, Khan Academy, PhET) are subject to their own licenses.</w:t>
       </w:r>
     </w:p>
     <w:p>

--- a/data/outputs/v2/Essential_Mathematics/SS1.1_Real_Numbers/Essential_Mathematics_Real_Numbers_SummaryTable.docx
+++ b/data/outputs/v2/Essential_Mathematics/SS1.1_Real_Numbers/Essential_Mathematics_Real_Numbers_SummaryTable.docx
@@ -38,177 +38,6 @@
           <w:szCs w:val="22"/>
         </w:rPr>
         <w:t xml:space="preserve">Sub-Strand 1.1: Real Numbers — Teacher Reference (Pre-filled)</w:t>
-      </w:r>
-    </w:p>
-    <w:p>
-      <w:pPr>
-        <w:spacing w:after="80" w:before="120"/>
-      </w:pPr>
-      <w:r>
-        <w:rPr>
-          <w:rFonts w:ascii="Arial" w:cs="Arial" w:eastAsia="Arial" w:hAnsi="Arial"/>
-          <w:b/>
-          <w:bCs/>
-          <w:color w:val="1F3864"/>
-          <w:sz w:val="20"/>
-          <w:szCs w:val="20"/>
-        </w:rPr>
-        <w:t xml:space="preserve">ATTRIBUTION AND LICENSING</w:t>
-      </w:r>
-    </w:p>
-    <w:p>
-      <w:pPr>
-        <w:spacing w:after="60" w:before="0"/>
-      </w:pPr>
-      <w:r>
-        <w:rPr>
-          <w:rFonts w:ascii="Arial" w:cs="Arial" w:eastAsia="Arial" w:hAnsi="Arial"/>
-          <w:b/>
-          <w:bCs/>
-          <w:sz w:val="17"/>
-          <w:szCs w:val="17"/>
-        </w:rPr>
-        <w:t xml:space="preserve">Curriculum Alignment: </w:t>
-      </w:r>
-      <w:r>
-        <w:rPr>
-          <w:rFonts w:ascii="Arial" w:cs="Arial" w:eastAsia="Arial" w:hAnsi="Arial"/>
-          <w:sz w:val="17"/>
-          <w:szCs w:val="17"/>
-        </w:rPr>
-        <w:t xml:space="preserve">Structured in pedagogical alignment with the competence-based curriculum format and learning outcomes established by the Kenya Institute of Curriculum Development (KICD). This material is independently developed and is not officially endorsed or published by KICD.</w:t>
-      </w:r>
-    </w:p>
-    <w:p>
-      <w:pPr>
-        <w:spacing w:after="60" w:before="0"/>
-      </w:pPr>
-      <w:r>
-        <w:rPr>
-          <w:rFonts w:ascii="Arial" w:cs="Arial" w:eastAsia="Arial" w:hAnsi="Arial"/>
-          <w:b/>
-          <w:bCs/>
-          <w:sz w:val="17"/>
-          <w:szCs w:val="17"/>
-        </w:rPr>
-        <w:t xml:space="preserve">Content &amp; Pedagogy: </w:t>
-      </w:r>
-      <w:r>
-        <w:rPr>
-          <w:rFonts w:ascii="Arial" w:cs="Arial" w:eastAsia="Arial" w:hAnsi="Arial"/>
-          <w:sz w:val="17"/>
-          <w:szCs w:val="17"/>
-        </w:rPr>
-        <w:t xml:space="preserve">Developed and adapted by the educator team at SeaVuria (registered 501(c)(3) in the United States and registered NGO in Kenya, No. 872-850A-BF11), who designed the pedagogical framework, lesson templates and exemplar lessons on which this material is based.</w:t>
-      </w:r>
-    </w:p>
-    <w:p>
-      <w:pPr>
-        <w:spacing w:after="60" w:before="0"/>
-      </w:pPr>
-      <w:r>
-        <w:rPr>
-          <w:rFonts w:ascii="Arial" w:cs="Arial" w:eastAsia="Arial" w:hAnsi="Arial"/>
-          <w:b/>
-          <w:bCs/>
-          <w:sz w:val="17"/>
-          <w:szCs w:val="17"/>
-        </w:rPr>
-        <w:t xml:space="preserve">Production &amp; Layout: </w:t>
-      </w:r>
-      <w:r>
-        <w:rPr>
-          <w:rFonts w:ascii="Arial" w:cs="Arial" w:eastAsia="Arial" w:hAnsi="Arial"/>
-          <w:sz w:val="17"/>
-          <w:szCs w:val="17"/>
-        </w:rPr>
-        <w:t xml:space="preserve">Educational design and curriculum sequencing by SeaVuria. Technical layout, structural formatting, and digital optimization/implementation executed in partnership with ARES Education (registered 501(c)(3) in the United States and Canada (as Afretech Aid) and registered NGO in Kenya), with lesson drafting and compilation assisted by AI (Claude, Anthropic).</w:t>
-      </w:r>
-    </w:p>
-    <w:p>
-      <w:pPr>
-        <w:pBdr>
-          <w:bottom w:val="single" w:color="1F3864" w:sz="6" w:space="6"/>
-        </w:pBdr>
-        <w:spacing w:after="60" w:before="0"/>
-      </w:pPr>
-      <w:r>
-        <w:rPr>
-          <w:rFonts w:ascii="Arial" w:cs="Arial" w:eastAsia="Arial" w:hAnsi="Arial"/>
-          <w:b/>
-          <w:bCs/>
-          <w:sz w:val="17"/>
-          <w:szCs w:val="17"/>
-        </w:rPr>
-        <w:t xml:space="preserve">Licensing &amp; Copyright: </w:t>
-      </w:r>
-      <w:r>
-        <w:rPr>
-          <w:rFonts w:ascii="Arial" w:cs="Arial" w:eastAsia="Arial" w:hAnsi="Arial"/>
-          <w:sz w:val="17"/>
-          <w:szCs w:val="17"/>
-        </w:rPr>
-        <w:t xml:space="preserve">© 2026 SeaVuria and ARES. This work is licensed under a </w:t>
-      </w:r>
-      <w:hyperlink w:history="1" r:id="rIdofxgh2fyww-ppiviiw3xs">
-        <w:r>
-          <w:rPr>
-            <w:rFonts w:ascii="Arial" w:cs="Arial" w:eastAsia="Arial" w:hAnsi="Arial"/>
-            <w:color w:val="1F6B75"/>
-            <w:sz w:val="17"/>
-            <w:szCs w:val="17"/>
-            <w:u w:val="single" w:color="1F6B75"/>
-          </w:rPr>
-          <w:t xml:space="preserve">Creative Commons Attribution-NonCommercial 4.0 International License</w:t>
-        </w:r>
-      </w:hyperlink>
-      <w:r>
-        <w:rPr>
-          <w:rFonts w:ascii="Arial" w:cs="Arial" w:eastAsia="Arial" w:hAnsi="Arial"/>
-          <w:sz w:val="17"/>
-          <w:szCs w:val="17"/>
-        </w:rPr>
-        <w:t xml:space="preserve"> (</w:t>
-      </w:r>
-      <w:hyperlink w:history="1" r:id="rIdyruowdfxtkiz0q0hqa3jy">
-        <w:r>
-          <w:rPr>
-            <w:rFonts w:ascii="Arial" w:cs="Arial" w:eastAsia="Arial" w:hAnsi="Arial"/>
-            <w:color w:val="1F6B75"/>
-            <w:sz w:val="17"/>
-            <w:szCs w:val="17"/>
-            <w:u w:val="single" w:color="1F6B75"/>
-          </w:rPr>
-          <w:t xml:space="preserve">CC BY-NC 4.0</w:t>
-        </w:r>
-      </w:hyperlink>
-      <w:r>
-        <w:rPr>
-          <w:rFonts w:ascii="Arial" w:cs="Arial" w:eastAsia="Arial" w:hAnsi="Arial"/>
-          <w:sz w:val="17"/>
-          <w:szCs w:val="17"/>
-        </w:rPr>
-        <w:t xml:space="preserve">). To view a copy of this license, visit </w:t>
-      </w:r>
-      <w:hyperlink w:history="1" r:id="rIdq0pbyuxvp1lga0tjov5ak">
-        <w:r>
-          <w:rPr>
-            <w:rFonts w:ascii="Arial" w:cs="Arial" w:eastAsia="Arial" w:hAnsi="Arial"/>
-            <w:color w:val="1F6B75"/>
-            <w:sz w:val="17"/>
-            <w:szCs w:val="17"/>
-            <w:u w:val="single" w:color="1F6B75"/>
-          </w:rPr>
-          <w:t xml:space="preserve">https://creativecommons.org/licenses/by-nc/4.0/</w:t>
-        </w:r>
-      </w:hyperlink>
-      <w:r>
-        <w:rPr>
-          <w:rFonts w:ascii="Arial" w:cs="Arial" w:eastAsia="Arial" w:hAnsi="Arial"/>
-          <w:sz w:val="17"/>
-          <w:szCs w:val="17"/>
-        </w:rPr>
-        <w:t xml:space="preserve">. You are free to copy, redistribute, and adapt this material in any medium or format, provided appropriate credit is given and the material is not used for commercial purposes. KICD learning outcomes and curriculum designations reproduced here for alignment purposes remain the property of KICD and are not covered by this license. Linked external resources (e.g. CK-12, Khan Academy, PhET) are subject to their own licenses.</w:t>
       </w:r>
     </w:p>
     <w:p>
@@ -1848,6 +1677,185 @@
         </w:tc>
       </w:tr>
     </w:tbl>
+    <w:p>
+      <w:pPr>
+        <w:spacing w:after="120"/>
+      </w:pPr>
+      <w:r>
+        <w:t xml:space="preserve"/>
+      </w:r>
+    </w:p>
+    <w:p>
+      <w:pPr>
+        <w:spacing w:after="80" w:before="120"/>
+      </w:pPr>
+      <w:r>
+        <w:rPr>
+          <w:rFonts w:ascii="Arial" w:cs="Arial" w:eastAsia="Arial" w:hAnsi="Arial"/>
+          <w:b/>
+          <w:bCs/>
+          <w:color w:val="1F3864"/>
+          <w:sz w:val="20"/>
+          <w:szCs w:val="20"/>
+        </w:rPr>
+        <w:t xml:space="preserve">ATTRIBUTION AND LICENSING</w:t>
+      </w:r>
+    </w:p>
+    <w:p>
+      <w:pPr>
+        <w:spacing w:after="60" w:before="0"/>
+      </w:pPr>
+      <w:r>
+        <w:rPr>
+          <w:rFonts w:ascii="Arial" w:cs="Arial" w:eastAsia="Arial" w:hAnsi="Arial"/>
+          <w:b/>
+          <w:bCs/>
+          <w:sz w:val="17"/>
+          <w:szCs w:val="17"/>
+        </w:rPr>
+        <w:t xml:space="preserve">Curriculum Alignment: </w:t>
+      </w:r>
+      <w:r>
+        <w:rPr>
+          <w:rFonts w:ascii="Arial" w:cs="Arial" w:eastAsia="Arial" w:hAnsi="Arial"/>
+          <w:sz w:val="17"/>
+          <w:szCs w:val="17"/>
+        </w:rPr>
+        <w:t xml:space="preserve">Structured in pedagogical alignment with the competence-based curriculum format and learning outcomes established by the Kenya Institute of Curriculum Development (KICD). This material is independently developed and is not officially endorsed or published by KICD.</w:t>
+      </w:r>
+    </w:p>
+    <w:p>
+      <w:pPr>
+        <w:spacing w:after="60" w:before="0"/>
+      </w:pPr>
+      <w:r>
+        <w:rPr>
+          <w:rFonts w:ascii="Arial" w:cs="Arial" w:eastAsia="Arial" w:hAnsi="Arial"/>
+          <w:b/>
+          <w:bCs/>
+          <w:sz w:val="17"/>
+          <w:szCs w:val="17"/>
+        </w:rPr>
+        <w:t xml:space="preserve">Content &amp; Pedagogy: </w:t>
+      </w:r>
+      <w:r>
+        <w:rPr>
+          <w:rFonts w:ascii="Arial" w:cs="Arial" w:eastAsia="Arial" w:hAnsi="Arial"/>
+          <w:sz w:val="17"/>
+          <w:szCs w:val="17"/>
+        </w:rPr>
+        <w:t xml:space="preserve">Developed and adapted by the educator team at SeaVuria (registered 501(c)(3) in the United States and registered NGO in Kenya, No. 872-850A-BF11), who designed the pedagogical framework, lesson templates and exemplar lessons on which this material is based.</w:t>
+      </w:r>
+    </w:p>
+    <w:p>
+      <w:pPr>
+        <w:spacing w:after="60" w:before="0"/>
+      </w:pPr>
+      <w:r>
+        <w:rPr>
+          <w:rFonts w:ascii="Arial" w:cs="Arial" w:eastAsia="Arial" w:hAnsi="Arial"/>
+          <w:b/>
+          <w:bCs/>
+          <w:sz w:val="17"/>
+          <w:szCs w:val="17"/>
+        </w:rPr>
+        <w:t xml:space="preserve">Production &amp; Layout: </w:t>
+      </w:r>
+      <w:r>
+        <w:rPr>
+          <w:rFonts w:ascii="Arial" w:cs="Arial" w:eastAsia="Arial" w:hAnsi="Arial"/>
+          <w:sz w:val="17"/>
+          <w:szCs w:val="17"/>
+        </w:rPr>
+        <w:t xml:space="preserve">Educational design and curriculum sequencing by SeaVuria. Technical layout, structural formatting, and digital optimization/implementation executed in partnership with ARES Education (registered 501(c)(3) in the United States and Canada (as Afretech Aid) and registered NGO in Kenya), with lesson drafting and compilation assisted by AI (Claude, Anthropic).</w:t>
+      </w:r>
+    </w:p>
+    <w:p>
+      <w:pPr>
+        <w:pBdr>
+          <w:bottom w:val="single" w:color="1F3864" w:sz="6" w:space="6"/>
+        </w:pBdr>
+        <w:spacing w:after="60" w:before="0"/>
+      </w:pPr>
+      <w:r>
+        <w:rPr>
+          <w:rFonts w:ascii="Arial" w:cs="Arial" w:eastAsia="Arial" w:hAnsi="Arial"/>
+          <w:b/>
+          <w:bCs/>
+          <w:sz w:val="17"/>
+          <w:szCs w:val="17"/>
+        </w:rPr>
+        <w:t xml:space="preserve">Licensing &amp; Copyright: </w:t>
+      </w:r>
+      <w:r>
+        <w:rPr>
+          <w:rFonts w:ascii="Arial" w:cs="Arial" w:eastAsia="Arial" w:hAnsi="Arial"/>
+          <w:sz w:val="17"/>
+          <w:szCs w:val="17"/>
+        </w:rPr>
+        <w:t xml:space="preserve">© 2026 SeaVuria and ARES. This work is licensed under a </w:t>
+      </w:r>
+      <w:hyperlink w:history="1" r:id="rIdohku9n5k0x8-2gszurkbu">
+        <w:r>
+          <w:rPr>
+            <w:rFonts w:ascii="Arial" w:cs="Arial" w:eastAsia="Arial" w:hAnsi="Arial"/>
+            <w:color w:val="1F6B75"/>
+            <w:sz w:val="17"/>
+            <w:szCs w:val="17"/>
+            <w:u w:val="single" w:color="1F6B75"/>
+          </w:rPr>
+          <w:t xml:space="preserve">Creative Commons Attribution-NonCommercial 4.0 International License</w:t>
+        </w:r>
+      </w:hyperlink>
+      <w:r>
+        <w:rPr>
+          <w:rFonts w:ascii="Arial" w:cs="Arial" w:eastAsia="Arial" w:hAnsi="Arial"/>
+          <w:sz w:val="17"/>
+          <w:szCs w:val="17"/>
+        </w:rPr>
+        <w:t xml:space="preserve"> (</w:t>
+      </w:r>
+      <w:hyperlink w:history="1" r:id="rIdzqxi31hoz9nzpdgplub1u">
+        <w:r>
+          <w:rPr>
+            <w:rFonts w:ascii="Arial" w:cs="Arial" w:eastAsia="Arial" w:hAnsi="Arial"/>
+            <w:color w:val="1F6B75"/>
+            <w:sz w:val="17"/>
+            <w:szCs w:val="17"/>
+            <w:u w:val="single" w:color="1F6B75"/>
+          </w:rPr>
+          <w:t xml:space="preserve">CC BY-NC 4.0</w:t>
+        </w:r>
+      </w:hyperlink>
+      <w:r>
+        <w:rPr>
+          <w:rFonts w:ascii="Arial" w:cs="Arial" w:eastAsia="Arial" w:hAnsi="Arial"/>
+          <w:sz w:val="17"/>
+          <w:szCs w:val="17"/>
+        </w:rPr>
+        <w:t xml:space="preserve">). To view a copy of this license, visit </w:t>
+      </w:r>
+      <w:hyperlink w:history="1" r:id="rIdo6r83hq1tdbq0nmpzythq">
+        <w:r>
+          <w:rPr>
+            <w:rFonts w:ascii="Arial" w:cs="Arial" w:eastAsia="Arial" w:hAnsi="Arial"/>
+            <w:color w:val="1F6B75"/>
+            <w:sz w:val="17"/>
+            <w:szCs w:val="17"/>
+            <w:u w:val="single" w:color="1F6B75"/>
+          </w:rPr>
+          <w:t xml:space="preserve">https://creativecommons.org/licenses/by-nc/4.0/</w:t>
+        </w:r>
+      </w:hyperlink>
+      <w:r>
+        <w:rPr>
+          <w:rFonts w:ascii="Arial" w:cs="Arial" w:eastAsia="Arial" w:hAnsi="Arial"/>
+          <w:sz w:val="17"/>
+          <w:szCs w:val="17"/>
+        </w:rPr>
+        <w:t xml:space="preserve">. You are free to copy, redistribute, and adapt this material in any medium or format, provided appropriate credit is given and the material is not used for commercial purposes. KICD learning outcomes and curriculum designations reproduced here for alignment purposes remain the property of KICD and are not covered by this license. Linked external resources (e.g. CK-12, Khan Academy, PhET) are subject to their own licenses.</w:t>
+      </w:r>
+    </w:p>
     <w:sectPr>
       <w:pgSz w:w="15840" w:h="12240" w:orient="landscape"/>
       <w:pgMar w:top="1080" w:right="1080" w:bottom="1080" w:left="1080" w:header="708" w:footer="708" w:gutter="0"/>

--- a/data/outputs/v2/Essential_Mathematics/SS1.1_Real_Numbers/Essential_Mathematics_Real_Numbers_SummaryTable.docx
+++ b/data/outputs/v2/Essential_Mathematics/SS1.1_Real_Numbers/Essential_Mathematics_Real_Numbers_SummaryTable.docx
@@ -564,7 +564,7 @@
                 <w:sz w:val="18"/>
                 <w:szCs w:val="18"/>
               </w:rPr>
-              <w:t xml:space="preserve">Teacher presents the anchoring phenomenon: Sister Wanjiku, a community health worker in Kisumu, records patient data — temperatures (37.5 °C), medicine doses (0.75 ml), and room dimensions (√2 m²) — and notices some numbers 'end neatly' while others do not. Students observe a display of Kenyan real-life numbers (e.g., price of ugali KES 50, maize yield 3.75 bags, circumference of a circular shamba involving π) and sort them into 'ends neatly' vs. 'goes on forever' on sticky notes posted to the class Driving Question Board (DQB). Pedagogical note: Accept all student-generated sorts without correction at this stage; the goal is to surface prior knowledge and misconceptions that will anchor subsequent lessons.</w:t>
+              <w:t xml:space="preserve">Sister Wanjiku's calculator showed (36.8 + 37.0 + 37.5) ÷ 3 = 37.1 (a decimal that terminates), but √(1²+1²) = √2 = 1.41421356… (a decimal that never ends and never repeats). All six health-centre measurements could be written as fractions with integer numerators and denominators.</w:t>
             </w:r>
           </w:p>
         </w:tc>
@@ -596,7 +596,7 @@
                 <w:sz w:val="18"/>
                 <w:szCs w:val="18"/>
               </w:rPr>
-              <w:t xml:space="preserve">Students learned that numbers from everyday Kenyan life can be grouped based on whether their decimal representations terminate or continue indefinitely. They identified that quantities like KES 37.50 or 0.75 ml 'end neatly,' while measurements involving roots or π do not. They were introduced to the vocabulary: rational number, irrational number, and real number, understanding these as preliminary labels to be formalised in later lessons. Pedagogical note: Emphasise that the driving question is not yet answered — students should leave with productive curiosity, not closure.</w:t>
+              <w:t xml:space="preserve">A rational number is any number that can be written as p/q where p and q are integers and q ≠ 0. All of Sister Wanjiku's health-centre measurements are rational. √2 — the tile diagonal — appears to be irrational because no fraction p/q exactly equals it, though we have not yet proved why.</w:t>
             </w:r>
           </w:p>
         </w:tc>
@@ -628,7 +628,7 @@
                 <w:sz w:val="18"/>
                 <w:szCs w:val="18"/>
               </w:rPr>
-              <w:t xml:space="preserve">Teacher explains that ALL numbers students sorted belong to the broader set called Real Numbers (ℝ). The 'ends neatly' group corresponds to rational numbers — expressible as p/q where p and q are integers and q ≠ 0 — while the 'goes on forever (non-repeating)' group corresponds to irrational numbers. Sister Wanjiku's data is used as the reference: her temperature readings and doses are rational; the diagonal of a square medicine cabinet (√2) is irrational. Teacher draws the nested set diagram (ℝ ⊃ Rationals ⊃ Integers ⊃ Whole Numbers; ℝ ⊃ Irrationals) on the board and asks students to update their DQB sticky notes using correct labels. Pedagogical note: Use cold-calling (minimum 4 students) and provide 10 seconds of wait time before accepting answers to encourage deeper thinking.</w:t>
+              <w:t xml:space="preserve">The Real Number system branches into Rational numbers (which include integers, fractions, and terminating or repeating decimals) and Irrational numbers (which cannot be expressed as p/q and whose decimals neither terminate nor repeat). Sister Wanjiku's average temperature is rational; the waiting-room tile diagonal is irrational — and understanding WHY is the driving question for this sub-strand.</w:t>
             </w:r>
           </w:p>
         </w:tc>
@@ -713,7 +713,7 @@
                 <w:sz w:val="18"/>
                 <w:szCs w:val="18"/>
               </w:rPr>
-              <w:t xml:space="preserve">Teacher distributes a data card set featuring authentic Kenyan quantities: the price per kg of sukuma wiki (KES 12.50), the length of a running track in Eldoret (400 m), the diagonal of a square plot of land (√2 km), the ratio of a circular water tank's circumference to diameter (π), and a repeating decimal from a bean-yield calculation (0.333…). Students work in pairs to sort cards into rational and irrational categories on a T-chart and record decimal expansions using calculators. Pedagogical note: Circulate and prompt pairs with: 'Can you write that number as a fraction of two integers?' rather than giving answers directly.</w:t>
+              <w:t xml:space="preserve">Learners examined a curated set of ten Kenyan real-life numbers (maize prices, athletics times, tile diagonals, blood pressure values, body temperatures, π) and attempted to express each as a fraction p/q.</w:t>
             </w:r>
           </w:p>
         </w:tc>
@@ -745,7 +745,7 @@
                 <w:sz w:val="18"/>
                 <w:szCs w:val="18"/>
               </w:rPr>
-              <w:t xml:space="preserve">Students learned that rational numbers produce decimal expansions that either terminate (e.g., 12.50 = 25/2) or repeat in a predictable pattern (e.g., 0.333… = 1/3), while irrational numbers such as √2 (≈ 1.41421356…) and π (≈ 3.14159265…) produce non-terminating, non-repeating decimals. They also learned that the test 'Can it be written as p/q?' is the key criterion for classifying any real number. Pedagogical note: Highlight the bean-yield repeating decimal explicitly — many students incorrectly classify repeating decimals as irrational because they 'go on forever.'</w:t>
+              <w:t xml:space="preserve">Numbers that can be written as p/q (where p and q are integers and q ≠ 0) are rational; numbers such as √2 and π — which produce non-terminating, non-repeating decimals — cannot be written this way and are irrational. The health volunteer's temperature average is rational; the tile diagonal (√2) is irrational.</w:t>
             </w:r>
           </w:p>
         </w:tc>
@@ -777,7 +777,7 @@
                 <w:sz w:val="18"/>
                 <w:szCs w:val="18"/>
               </w:rPr>
-              <w:t xml:space="preserve">Teacher consolidates by revisiting Sister Wanjiku's anchoring phenomenon: her medicine doses (0.75 ml = 3/4) and temperatures (37.5 °C = 75/2) are rational because they satisfy the p/q definition. The circular shamba measurement involves π and is therefore irrational. Teacher formalises: Rational = {p/q | p, q ∈ ℤ, q ≠ 0}; Irrational = real numbers that cannot be expressed this way. Students annotate their nested set diagram from Lesson 1 with two new examples each. Pedagogical note: Ask at least 3 students to justify their classification aloud using the formal definition — correct informal language ('it has a pattern') into precise mathematical language ('it is a repeating decimal, therefore rational').</w:t>
+              <w:t xml:space="preserve">The class constructed a Claim-Evidence-Reasoning board sort and revised their real number system model to show two branches (rational and irrational) with Kenyan examples in each, directly connecting back to why the health volunteer's calculator 'ended neatly' for one calculation but 'went on forever' for another.</w:t>
             </w:r>
           </w:p>
         </w:tc>
@@ -862,7 +862,7 @@
                 <w:sz w:val="18"/>
                 <w:szCs w:val="18"/>
               </w:rPr>
-              <w:t xml:space="preserve">Teacher projects a set of numbers drawn from Kenyan contexts on the board: 7, −3, 0, 2/5, √9, √5, 0.̄6 (0.666…), π, −√16, and the cost-per-person of a githeri meal split among 3 friends (KES 50 ÷ 3). Students individually write whether each is rational or irrational and give a one-sentence justification before any instruction. Pedagogical note: Collect written predictions to identify the most common misconceptions (e.g., students who classify √9 as irrational because it contains a root symbol) — these become the focus of direct instruction.</w:t>
+              <w:t xml:space="preserve">In Lessons 1 and 2, we observed that the health volunteer's temperature average (37.1 °C) produced a terminating decimal on the calculator, while the tile diagonal (√2) produced a never-ending, non-repeating decimal. We also observed that 22/7 produces a repeating decimal (3.142857̄) while π produces a non-repeating one.</w:t>
             </w:r>
           </w:p>
         </w:tc>
@@ -894,7 +894,7 @@
                 <w:sz w:val="18"/>
                 <w:szCs w:val="18"/>
               </w:rPr>
-              <w:t xml:space="preserve">Students learned and formalised: (1) A RATIONAL number can always be written as p/q (p, q ∈ ℤ, q ≠ 0) — its decimal either terminates or repeats. (2) An IRRATIONAL number cannot be written as p/q — its decimal is non-terminating and non-repeating. (3) Perfect-square roots (e.g., √9 = 3) are rational; non-perfect-square roots (e.g., √5) are irrational. (4) Every integer is a rational number (e.g., 7 = 7/1). Pedagogical note: The githeri-splitting example (50/3 = 16.666…) is particularly powerful — it shows a repeating decimal arising from a real Kenyan transaction, confirming it is still rational.</w:t>
+              <w:t xml:space="preserve">In Lesson 3, we learned the formal definitions: a RATIONAL number can always be written as p/q where p and q are integers and q ≠ 0 — its decimal either terminates or repeats. An IRRATIONAL number cannot be written in this form — its decimal is non-terminating and non-repeating. We learned that 22/7 is RATIONAL (it equals a fraction of integers) while π is IRRATIONAL, even though they are close in value.</w:t>
             </w:r>
           </w:p>
         </w:tc>
@@ -926,7 +926,7 @@
                 <w:sz w:val="18"/>
                 <w:szCs w:val="18"/>
               </w:rPr>
-              <w:t xml:space="preserve">Teacher works through each number from the observation set explicitly, writing the p/q form where applicable. For irrational numbers, teacher demonstrates (informally) that no fraction can exactly equal √5 by showing that squaring nearby fractions (e.g., 9/4 = 2.25, 7/3 ≈ 2.33) never gives exactly 5. Students return to the DQB and revise any earlier sticky notes that were mis-classified. Teacher poses the bridging question: 'Now that we can classify numbers, what happens when we add, subtract, multiply, or divide them — do the results stay rational?' This sets up Lessons 4 and 5. Pedagogical note: Use wait time of at least 8 seconds after the bridging question before cold-calling 3–4 students; record their hypotheses on the DQB for revisiting in Lesson 7.</w:t>
+              <w:t xml:space="preserve">Using these definitions, we can now explain the health volunteer's puzzle: her temperature readings (36.8 = 184/5, 37.0 = 37/1, 37.5 = 75/2) are all rational — they are exact ratios of integers, so they terminate on the calculator. The tile diagonal (√2) is irrational — no ratio of integers equals it exactly — so the calculator display never ends. The difference is not about the calculator; it is about the nature of the number itself.</w:t>
             </w:r>
           </w:p>
         </w:tc>
@@ -979,7 +979,7 @@
                 <w:sz w:val="18"/>
                 <w:szCs w:val="18"/>
               </w:rPr>
-              <w:t xml:space="preserve">Combined Operations on Rational Numbers I — Addition &amp; Subtraction</w:t>
+              <w:t xml:space="preserve">Combined Operations on Rational Numbers I — Addition &amp; Subtraction in the Market and Classroom</w:t>
             </w:r>
           </w:p>
         </w:tc>
@@ -1011,7 +1011,7 @@
                 <w:sz w:val="18"/>
                 <w:szCs w:val="18"/>
               </w:rPr>
-              <w:t xml:space="preserve">Teacher presents a market scenario set in Kericho: a tea farmer buys fertiliser for KES 3/4 of her weekly budget, seeds for KES 1/6 of her budget, and wants to know the total fraction spent and how much remains. Students first estimate answers mentally, then work through fraction addition and subtraction problems drawn from Kenyan farm and household budgets (e.g., 2/3 kg of maize flour + 1/4 kg of wheat flour; a sukuma wiki recipe calling for 1½ bunches minus ¾ used). Pedagogical note: Require students to write a sentence connecting each calculation to the real Kenyan context — this combats purely procedural work and keeps the anchoring phenomenon central.</w:t>
+              <w:t xml:space="preserve">We observed that when Mama Akinyi's market prices (Ksh 45.50 + Ksh 12.75 + Ksh 38.00) and the Kisumu school stationery quantities were added and subtracted, every result was a number that could still be written as a fraction p/q — the answers always 'ended neatly' or repeated, never producing a non-terminating, non-repeating decimal like √2.</w:t>
             </w:r>
           </w:p>
         </w:tc>
@@ -1043,7 +1043,7 @@
                 <w:sz w:val="18"/>
                 <w:szCs w:val="18"/>
               </w:rPr>
-              <w:t xml:space="preserve">Students learned that adding or subtracting rational numbers always produces a rational number (closure property). They mastered the procedure: find the Lowest Common Denominator (LCD), convert fractions, perform the operation, simplify. They also learned to add and subtract mixed numbers by converting to improper fractions first. Key insight: the result of any addition or subtraction of p/q numbers can itself be written as p/q, so the rational number set is closed under addition and subtraction. Pedagogical note: Surface the LCD method explicitly using the Kericho farmer's budget numbers — 3/4 + 1/6 requires LCD = 12, giving 9/12 + 2/12 = 11/12. Confirm the answer is rational.</w:t>
+              <w:t xml:space="preserve">We learned that rational numbers are closed under addition and subtraction: if a = p/q and b = m/n are both rational, then a + b = (pn + mq)/(qn) is also rational. BODMAS governs the order of combined operations. The closure property means that no matter how many rational numbers Sister Wanjiku adds or subtracts, her result will always remain rational.</w:t>
             </w:r>
           </w:p>
         </w:tc>
@@ -1075,7 +1075,7 @@
                 <w:sz w:val="18"/>
                 <w:szCs w:val="18"/>
               </w:rPr>
-              <w:t xml:space="preserve">Teacher formalises closure under addition and subtraction: if a = p/q and b = r/s (both rational), then a + b = (ps + rq)/(qs), which is also p/q form, hence rational. Teacher connects back to Sister Wanjiku: when she totals two medicine doses (0.75 ml + 0.25 ml = 1 ml), the result is rational. Students add a 'Operations on Rationals' section to their cumulative model/diagram and record: Addition ✓ Rational, Subtraction ✓ Rational. Pedagogical note: Cold-call 3 students to state the closure property in their own words before moving to consolidation exercises.</w:t>
+              <w:t xml:space="preserve">This helps explain the anchoring phenomenon: Sister Wanjiku's average temperature (36.8 + 37.0 + 37.5 ÷ 3) involves only addition and division of rational numbers. Because rational numbers are closed under these operations, the result must be rational — it terminates or repeats. The tile diagonal (√2), by contrast, is irrational and was never produced by adding or subtracting rational numbers; it came from a square root operation on a non-perfect square, which takes us outside the rational number set entirely.</w:t>
             </w:r>
           </w:p>
         </w:tc>
@@ -1160,7 +1160,7 @@
                 <w:sz w:val="18"/>
                 <w:szCs w:val="18"/>
               </w:rPr>
-              <w:t xml:space="preserve">Teacher presents a nyama choma vendor in Nairobi who buys 2⅓ kg of beef and needs to divide it equally among 5 plates, then multiply the cost per kg (KES 650) to find the total cost. Students also explore: if a maize bag holds 3/4 of a tonne and a farmer has 2½ bags, how many tonnes does she have? Students predict outcomes and attempt calculations before formal instruction. Pedagogical note: Deliberately include a division-by-fraction problem (e.g., how many ¾-kg portions fit in 4½ kg of ugali dough?) to surface the common 'invert and multiply' misconception — many students apply it without understanding why.</w:t>
+              <w:t xml:space="preserve">Learners observed four fully worked multiplication and division problems in a gallery walk — a Kericho tea farmer dividing 3¾ kg among 5 co-operative members, a Rift Valley maize farmer multiplying 2⅖ kg/acre over 3½ acres, a Kisumu fish trader finding ⅔ of 4½ crates, and a Mombasa coconut seller sharing 6⅗ kg among 4 buyers — and annotated each solution for correctness and alternative methods.</w:t>
             </w:r>
           </w:p>
         </w:tc>
@@ -1192,7 +1192,7 @@
                 <w:sz w:val="18"/>
                 <w:szCs w:val="18"/>
               </w:rPr>
-              <w:t xml:space="preserve">Students learned that multiplying rational numbers involves multiplying numerators together and denominators together: (p/q) × (r/s) = pr/qs, which is rational. Dividing rational numbers means multiplying by the reciprocal: (p/q) ÷ (r/s) = (p/q) × (s/r) = ps/qr, also rational. Mixed numbers must be converted to improper fractions before operating. Key insight: the rational number set is also closed under multiplication and division (excluding division by zero). Pedagogical note: Stress WHY the 'invert and multiply' rule works — dividing by a fraction is the same as multiplying by its reciprocal because r/s × s/r = 1.</w:t>
+              <w:t xml:space="preserve">Learners learned that multiplying or dividing rational numbers (including mixed numbers) always produces a rational number; that the correct procedure requires converting mixed numbers to improper fractions first, and inverting the divisor before multiplying in division problems; and that every agricultural result in today's lesson 'ended neatly', just like the health volunteer's average temperature.</w:t>
             </w:r>
           </w:p>
         </w:tc>
@@ -1224,7 +1224,7 @@
                 <w:sz w:val="18"/>
                 <w:szCs w:val="18"/>
               </w:rPr>
-              <w:t xml:space="preserve">Teacher consolidates the four operations together: all four (addition, subtraction, multiplication, division) preserve rationality. Students update their cumulative model to include: Multiplication ✓ Rational, Division ✓ Rational (÷ 0 undefined). Teacher connects back to the anchoring phenomenon: Sister Wanjiku multiplies a dose (3/4 ml) by a frequency (4 times/day) to get 3 ml/day — rational. The nyama choma vendor's per-plate cost is rational. Teacher poses: 'What if we tried to operate on irrational numbers — would the result always be irrational?' This is recorded as a new DQB question. Pedagogical note: Allow 2 minutes of pair discussion before cold-calling 3 students for predictions.</w:t>
+              <w:t xml:space="preserve">Learners explained, through gallery-walk annotations and cold-call defences using Claim–Evidence–Reasoning, why each step in a worked solution was correct or incorrect; they consolidated the standard method for multiplying and dividing mixed numbers; and they updated their running Real Numbers Model to record that all four arithmetic operations on rational numbers yield rational results, deepening the distinction between rational and irrational numbers anchored in the driving question.</w:t>
             </w:r>
           </w:p>
         </w:tc>
@@ -1277,7 +1277,7 @@
                 <w:sz w:val="18"/>
                 <w:szCs w:val="18"/>
               </w:rPr>
-              <w:t xml:space="preserve">Number Patterns, Sequences &amp; Rational Approximations of Irrationals</w:t>
+              <w:t xml:space="preserve">Reciprocals of Real Numbers — What Happens When You "Undo" a Number on a Calculator?</w:t>
             </w:r>
           </w:p>
         </w:tc>
@@ -1309,7 +1309,7 @@
                 <w:sz w:val="18"/>
                 <w:szCs w:val="18"/>
               </w:rPr>
-              <w:t xml:space="preserve">Teacher shows students a sequence of rational approximations of π used historically by mathematicians (22/7, 333/106, 355/113) and asks: 'Which is closest to π, and how would a Kenyan engineer designing a circular water tank in Mombasa decide which approximation is good enough?' Students also examine a sequence of rational numbers converging to √2 (1, 1.4, 1.41, 1.414, 1.4142…) using a calculator, recording each term and plotting on a number line. Pedagogical note: Emphasise that although √2 and π are irrational, rational numbers can get arbitrarily close — this motivates the concept of density of rationals and practical approximation in engineering contexts.</w:t>
+              <w:t xml:space="preserve">Learners used calculators to find the reciprocal of every number in the health-centre data set — body temperatures (36.8, 37.0, 37.5), blood pressure values (120, 80, 135, 90), and the irrational tile diagonal √2 — and recorded that in every case the product x × (1/x) equalled exactly 1.</w:t>
             </w:r>
           </w:p>
         </w:tc>
@@ -1341,7 +1341,7 @@
                 <w:sz w:val="18"/>
                 <w:szCs w:val="18"/>
               </w:rPr>
-              <w:t xml:space="preserve">Students learned that irrational numbers can be approximated to any desired degree of accuracy using rational numbers, and that choosing the right level of precision is a practical decision (e.g., a carpenter in the Rift Valley cutting timber needs √2 ≈ 1.414, not 100 decimal places). They also reviewed arithmetic and geometric sequences with rational terms, identifying common differences and common ratios, and confirming that rational sequences produce rational terms. Pedagogical note: Link the 22/7 approximation to students' future work in mensuration — make explicit that 22/7 is rational (p/q form) but π is not, so 22/7 is always an approximation.</w:t>
+              <w:t xml:space="preserve">The reciprocal (multiplicative inverse) of any non-zero real number x is 1/x, and x × (1/x) = 1 always holds. The reciprocal of a rational number is rational (e.g., 1/37.1 = 10/371). The reciprocal of an irrational number is also irrational — proved by contradiction: if 1/√2 were rational, √2 would be rational, contradicting Lesson 3. Zero has no reciprocal. A calculator display that 'ends' does not prove a decimal terminates — responsible calculator use requires knowing the difference between a truncated display and a truly terminating value.</w:t>
             </w:r>
           </w:p>
         </w:tc>
@@ -1373,7 +1373,7 @@
                 <w:sz w:val="18"/>
                 <w:szCs w:val="18"/>
               </w:rPr>
-              <w:t xml:space="preserve">Teacher formalises: on the real number line, between any two rational numbers there is always another rational number (density property), and irrational numbers fill the 'gaps' that rationals cannot reach exactly. Teacher demonstrates with the number line: 1.414 and 1.415 are both rational; √2 lies between them but equals neither. Students annotate their cumulative number-line model with rational approximations of √2 and π. Teacher updates the DQB with student-generated answers about why approximations are 'good enough' for Kenyan practical contexts. Pedagogical note: Cold-call students to name one real Kenyan scenario where a rational approximation of an irrational number is used — accept and discuss at least 4 examples.</w:t>
+              <w:t xml:space="preserve">Sister Wanjiku's health-centre numbers — temperatures and blood pressure readings — are all rational, so their reciprocals are also rational and 'end neatly'. The tile diagonal √2 is irrational, and its reciprocal 1/√2 is also irrational — it never ends and never repeats, even though a calculator makes it look finite. This means the rational/irrational boundary is preserved under the reciprocal operation, just as Lessons 4 and 5 showed it is preserved under addition, subtraction, multiplication, and division.</w:t>
             </w:r>
           </w:p>
         </w:tc>
@@ -1458,7 +1458,7 @@
                 <w:sz w:val="18"/>
                 <w:szCs w:val="18"/>
               </w:rPr>
-              <w:t xml:space="preserve">Teacher presents a multi-context Kenyan problem set: (a) Sister Wanjiku records patient temperatures over a week and calculates the mean; (b) a githeri seller in Kisumu calculates profit margins using fractions of cost price; (c) a farmer in the Rift Valley computes the area of a circular borehole cross-section using π. Students work in groups to classify all numbers arising in each scenario, perform combined operations, and state whether each result is rational or irrational. Pedagogical note: Assign each group a different scenario, then conduct a gallery walk so all students engage with all three contexts before whole-class consolidation.</w:t>
+              <w:t xml:space="preserve">Learners computed the mean body temperature of three Mathare North Health Centre patients (Tasks A), calculated total and unit githeri ingredient costs for a 200-learner school canteen in Kisumu (Task B), and determined that √5 m (a Rift Valley farm fence-post length) is irrational, approximating it to 4 significant figures (Task C).</w:t>
             </w:r>
           </w:p>
         </w:tc>
@@ -1490,7 +1490,7 @@
                 <w:sz w:val="18"/>
                 <w:szCs w:val="18"/>
               </w:rPr>
-              <w:t xml:space="preserve">Students confirmed that numbers arising from everyday Kenyan contexts — health temperatures, food costs, farm masses — are rational because they can be expressed as p/q and their decimal expansions terminate or repeat. They also confirmed that geometric calculations involving circles or diagonals of squares introduce irrational numbers, but rational approximations are used in practice. Students synthesised all four operations and their closure properties, and revisited every DQB question posted since Lesson 1, providing evidence-based answers. Pedagogical note: Explicitly celebrate growth in understanding by projecting the DQB from Lesson 1 and Lesson 7 side-by-side — students should see how their initial predictions have been refined by evidence.</w:t>
+              <w:t xml:space="preserve">Learners confirmed that numbers arising from everyday Kenyan contexts — health temperatures, food costs, masses — are rational because they can be expressed as exact fractions, giving terminating or repeating decimals; whereas numbers arising from square roots of non-perfect squares (like √2 and √5) are irrational, producing non-terminating non-repeating decimals. The real-number system contains both types.</w:t>
             </w:r>
           </w:p>
         </w:tc>
@@ -1522,7 +1522,7 @@
                 <w:sz w:val="18"/>
                 <w:szCs w:val="18"/>
               </w:rPr>
-              <w:t xml:space="preserve">Teacher leads a whole-class DQB review: reads each original question posted, invites student volunteers to provide a now-justified answer, and marks questions as 'Answered ✓', 'Partially Answered ⟳', or 'Still Investigating ❓'. Teacher returns to the anchoring phenomenon: Sister Wanjiku's data is revisited in full — every number is classified, every operation is verified. Teacher states: 'We can now answer our driving question — numbers from everyday Kenyan life end neatly because they arise from counting and measuring with fractions; irrational numbers arise from geometry and certain roots, and knowing the difference helps us choose the right level of precision for real decisions.' Students write a one-paragraph personal answer to the driving question in their exercise books. Pedagogical note: Collect and review paragraphs as formative assessment before Lesson 8.</w:t>
+              <w:t xml:space="preserve">Learners explained, through group presentations and targeted cold-calling, why the Mathare North nurse's average temperature 'ended neatly' (rational arithmetic on terminating decimals always yields a rational result) while the tile-diagonal calculation displayed a never-ending decimal (√2 is irrational). They updated their DQB and personal Real-Number Models to consolidate evidence from all seven lessons.</w:t>
             </w:r>
           </w:p>
         </w:tc>
@@ -1575,7 +1575,7 @@
                 <w:sz w:val="18"/>
                 <w:szCs w:val="18"/>
               </w:rPr>
-              <w:t xml:space="preserve">Summative Model Revision, Assessment &amp; Sub-Strand Closure</w:t>
+              <w:t xml:space="preserve">Model Building, Synthesis &amp; Final Explanation — Completing the Real Numbers Reference Map</w:t>
             </w:r>
           </w:p>
         </w:tc>
@@ -1607,7 +1607,7 @@
                 <w:sz w:val="18"/>
                 <w:szCs w:val="18"/>
               </w:rPr>
-              <w:t xml:space="preserve">Teacher returns students' Lesson 7 driving-question paragraphs with brief written feedback. Students are given a final model-revision task: update their cumulative nested set diagram and number-line model to include all vocabulary, examples, and operation closure properties learned across the sub-strand. They then complete a structured summative task using a new Kenyan scenario: a Nairobi posho mill owner records batch masses (rational), calculates circular sieve areas (irrational approximated), splits profits as fractions (rational operations), and sequences production over weeks (rational pattern). Students classify, operate, and justify in writing. Pedagogical note: The summative task is designed to require ALL skills from Lessons 1–7 in a single coherent context — resist breaking it into isolated sub-questions; require students to move fluidly between classification, operations, and justification.</w:t>
+              <w:t xml:space="preserve">Learners observed their own Lesson-1 naive explanations alongside their Lesson-8 precise mathematical explanations, making their conceptual growth visible. They observed that the Reference Map — populated entirely with Kenyan-context numbers from health, agriculture, and everyday life — forms a coherent nested hierarchy (ℕ ⊂ ℤ ⊂ ℚ ⊂ ℝ, with irrationals alongside ℚ inside ℝ). They also observed, through the DQB closure, that every question the class asked on Day 1 about Sister Wanjiku's calculator display now has a precise mathematical answer.</w:t>
             </w:r>
           </w:p>
         </w:tc>
@@ -1639,7 +1639,7 @@
                 <w:sz w:val="18"/>
                 <w:szCs w:val="18"/>
               </w:rPr>
-              <w:t xml:space="preserve">Students demonstrated mastery of the full sub-strand: defining and classifying real, rational, and irrational numbers; performing all four combined operations on rational numbers; approximating irrationals with rationals; identifying rational sequences; and applying these skills to authentic Kenyan contexts. They revised their models to reflect complete, accurate understanding — replacing early misconceptions (e.g., 'repeating decimals are irrational') with correct, evidence-supported knowledge. Pedagogical note: Use the final models as portfolio evidence of conceptual growth; compare each student's Lesson 1 sticky-note sorts with their Lesson 8 annotated diagram as a visible record of learning.</w:t>
+              <w:t xml:space="preserve">Learners learned that the real-number system is a complete, nested structure where every number encountered in everyday Kenyan life — body temperatures, shoe sizes, blood pressure ratios, market prices, tile diagonals — can be precisely located. Rational numbers (expressible as p/q, q ≠ 0) produce terminating or repeating decimals and are closed under all four arithmetic operations. Irrational numbers (√2, π, √5) cannot be expressed as p/q and produce non-terminating, non-repeating decimals. The reciprocal of any non-zero real number x is 1/x with x × (1/x) = 1. Knowing which type of number you are working with determines whether a calculation 'ends neatly' or requires an approximation — a distinction with direct consequences for decision-making in health, construction, and commerce.</w:t>
             </w:r>
           </w:p>
         </w:tc>
@@ -1671,7 +1671,7 @@
                 <w:sz w:val="18"/>
                 <w:szCs w:val="18"/>
               </w:rPr>
-              <w:t xml:space="preserve">Teacher facilitates a sub-strand closure discussion: 'Why does it matter — in a Kenyan hospital, market, or farm — whether a number is rational or irrational?' Students share responses; teacher synthesises by affirming that rational numbers allow exact calculation and fair division (critical for medicine doses, market prices, and land measurement), while recognising irrational numbers prevents false precision (a farmer should not claim to know √2 exactly when measuring a diagonal fence). Teacher previews the next sub-strand, connecting real numbers to algebraic expressions. Pedagogical note: End with a class 'Number of the Day' celebration — post a Kenyan real-life number on the board and have the class, in unison, classify it as rational or irrational with a thumbs up/down signal, consolidating the sub-strand's core competency in a memorable, low-stakes way.</w:t>
+              <w:t xml:space="preserve">The phenomenon is now fully explained: Sister Wanjiku's temperature average (36.8 + 37.0 + 37.5) ÷ 3 = 111.3 ÷ 3 = 37.1 ends neatly because all three temperatures are rational numbers (e.g., 36.8 = 368/10), and rational numbers are closed under addition and division by a non-zero integer — the result 37.1 = 371/10 is itself rational, with a terminating decimal. The tile diagonal √2 goes on forever because 2 is not a perfect square: no fraction p/q (with p, q ∈ ℤ, q ≠ 0) satisfies (p/q)² = 2 exactly, so √2 is irrational and its decimal is non-terminating and non-repeating. Knowing this difference helps Sister Wanjiku — and any Kenyan decision-maker — understand when a calculator result is exact and when it is merely an approximation that must be treated with appropriate caution.</w:t>
             </w:r>
           </w:p>
         </w:tc>
@@ -1795,7 +1795,7 @@
         </w:rPr>
         <w:t xml:space="preserve">© 2026 SeaVuria and ARES. This work is licensed under a </w:t>
       </w:r>
-      <w:hyperlink w:history="1" r:id="rIdohku9n5k0x8-2gszurkbu">
+      <w:hyperlink w:history="1" r:id="rIdcf-_xwkc2xwj3dqotfxmy">
         <w:r>
           <w:rPr>
             <w:rFonts w:ascii="Arial" w:cs="Arial" w:eastAsia="Arial" w:hAnsi="Arial"/>
@@ -1815,7 +1815,7 @@
         </w:rPr>
         <w:t xml:space="preserve"> (</w:t>
       </w:r>
-      <w:hyperlink w:history="1" r:id="rIdzqxi31hoz9nzpdgplub1u">
+      <w:hyperlink w:history="1" r:id="rIdvul9wtieccuxyl70fxoth">
         <w:r>
           <w:rPr>
             <w:rFonts w:ascii="Arial" w:cs="Arial" w:eastAsia="Arial" w:hAnsi="Arial"/>
@@ -1835,7 +1835,7 @@
         </w:rPr>
         <w:t xml:space="preserve">). To view a copy of this license, visit </w:t>
       </w:r>
-      <w:hyperlink w:history="1" r:id="rIdo6r83hq1tdbq0nmpzythq">
+      <w:hyperlink w:history="1" r:id="rIdvkgdf-cr5pbwbsiz8px-6">
         <w:r>
           <w:rPr>
             <w:rFonts w:ascii="Arial" w:cs="Arial" w:eastAsia="Arial" w:hAnsi="Arial"/>

--- a/data/outputs/v2/Essential_Mathematics/SS1.1_Real_Numbers/Essential_Mathematics_Real_Numbers_SummaryTable.docx
+++ b/data/outputs/v2/Essential_Mathematics/SS1.1_Real_Numbers/Essential_Mathematics_Real_Numbers_SummaryTable.docx
@@ -1075,7 +1075,7 @@
                 <w:sz w:val="18"/>
                 <w:szCs w:val="18"/>
               </w:rPr>
-              <w:t xml:space="preserve">This helps explain the anchoring phenomenon: Sister Wanjiku's average temperature (36.8 + 37.0 + 37.5 ÷ 3) involves only addition and division of rational numbers. Because rational numbers are closed under these operations, the result must be rational — it terminates or repeats. The tile diagonal (√2), by contrast, is irrational and was never produced by adding or subtracting rational numbers; it came from a square root operation on a non-perfect square, which takes us outside the rational number set entirely.</w:t>
+              <w:t xml:space="preserve">This helps explain the anchoring phenomenon: Sister Wanjiku's average temperature (36.8 + 37.0 + 37.5 ÷ 3) involves only addition and division of rational numbers. Because rational numbers are closed under addition (and, as Lesson 5 shows, under division), the result must be rational — it terminates or repeats. The tile diagonal (√2), by contrast, is irrational and was never produced by adding or subtracting rational numbers; it came from a square root operation on a non-perfect square, which takes us outside the rational number set entirely.</w:t>
             </w:r>
           </w:p>
         </w:tc>
@@ -1795,7 +1795,7 @@
         </w:rPr>
         <w:t xml:space="preserve">© 2026 SeaVuria and ARES. This work is licensed under a </w:t>
       </w:r>
-      <w:hyperlink w:history="1" r:id="rIdcf-_xwkc2xwj3dqotfxmy">
+      <w:hyperlink w:history="1" r:id="rIdqwvzphsr3dh0f_mhxdjio">
         <w:r>
           <w:rPr>
             <w:rFonts w:ascii="Arial" w:cs="Arial" w:eastAsia="Arial" w:hAnsi="Arial"/>
@@ -1815,7 +1815,7 @@
         </w:rPr>
         <w:t xml:space="preserve"> (</w:t>
       </w:r>
-      <w:hyperlink w:history="1" r:id="rIdvul9wtieccuxyl70fxoth">
+      <w:hyperlink w:history="1" r:id="rId6uvcfxzutd_c3dtjpxumr">
         <w:r>
           <w:rPr>
             <w:rFonts w:ascii="Arial" w:cs="Arial" w:eastAsia="Arial" w:hAnsi="Arial"/>
@@ -1835,7 +1835,7 @@
         </w:rPr>
         <w:t xml:space="preserve">). To view a copy of this license, visit </w:t>
       </w:r>
-      <w:hyperlink w:history="1" r:id="rIdvkgdf-cr5pbwbsiz8px-6">
+      <w:hyperlink w:history="1" r:id="rIdvx8dqepzyrtq_xlxlqzgh">
         <w:r>
           <w:rPr>
             <w:rFonts w:ascii="Arial" w:cs="Arial" w:eastAsia="Arial" w:hAnsi="Arial"/>

--- a/data/outputs/v2/Essential_Mathematics/SS1.1_Real_Numbers/Essential_Mathematics_Real_Numbers_SummaryTable.docx
+++ b/data/outputs/v2/Essential_Mathematics/SS1.1_Real_Numbers/Essential_Mathematics_Real_Numbers_SummaryTable.docx
@@ -1075,7 +1075,7 @@
                 <w:sz w:val="18"/>
                 <w:szCs w:val="18"/>
               </w:rPr>
-              <w:t xml:space="preserve">This helps explain the anchoring phenomenon: Sister Wanjiku's average temperature (36.8 + 37.0 + 37.5 ÷ 3) involves only addition and division of rational numbers. Because rational numbers are closed under addition (and, as Lesson 5 shows, under division), the result must be rational — it terminates or repeats. The tile diagonal (√2), by contrast, is irrational and was never produced by adding or subtracting rational numbers; it came from a square root operation on a non-perfect square, which takes us outside the rational number set entirely.</w:t>
+              <w:t xml:space="preserve">This helps explain the anchoring phenomenon: Sister Wanjiku's average temperature ((36.8 + 37.0 + 37.5) ÷ 3) involves only addition and division of rational numbers. Because rational numbers are closed under addition (and, as Lesson 5 shows, under division), the result must be rational — it terminates or repeats. The tile diagonal (√2), by contrast, is irrational and was never produced by adding or subtracting rational numbers; it came from a square root operation on a non-perfect square, which takes us outside the rational number set entirely.</w:t>
             </w:r>
           </w:p>
         </w:tc>
@@ -1795,7 +1795,7 @@
         </w:rPr>
         <w:t xml:space="preserve">© 2026 SeaVuria and ARES. This work is licensed under a </w:t>
       </w:r>
-      <w:hyperlink w:history="1" r:id="rIdqwvzphsr3dh0f_mhxdjio">
+      <w:hyperlink w:history="1" r:id="rIdedgelgb654gtw9ypzprq4">
         <w:r>
           <w:rPr>
             <w:rFonts w:ascii="Arial" w:cs="Arial" w:eastAsia="Arial" w:hAnsi="Arial"/>
@@ -1815,7 +1815,7 @@
         </w:rPr>
         <w:t xml:space="preserve"> (</w:t>
       </w:r>
-      <w:hyperlink w:history="1" r:id="rId6uvcfxzutd_c3dtjpxumr">
+      <w:hyperlink w:history="1" r:id="rId9c1idvii0tcoygawoeuqv">
         <w:r>
           <w:rPr>
             <w:rFonts w:ascii="Arial" w:cs="Arial" w:eastAsia="Arial" w:hAnsi="Arial"/>
@@ -1835,7 +1835,7 @@
         </w:rPr>
         <w:t xml:space="preserve">). To view a copy of this license, visit </w:t>
       </w:r>
-      <w:hyperlink w:history="1" r:id="rIdvx8dqepzyrtq_xlxlqzgh">
+      <w:hyperlink w:history="1" r:id="rId5djn-vicq-uhrhf8onqfb">
         <w:r>
           <w:rPr>
             <w:rFonts w:ascii="Arial" w:cs="Arial" w:eastAsia="Arial" w:hAnsi="Arial"/>

--- a/data/outputs/v2/Essential_Mathematics/SS1.1_Real_Numbers/Essential_Mathematics_Real_Numbers_SummaryTable.docx
+++ b/data/outputs/v2/Essential_Mathematics/SS1.1_Real_Numbers/Essential_Mathematics_Real_Numbers_SummaryTable.docx
@@ -1373,7 +1373,7 @@
                 <w:sz w:val="18"/>
                 <w:szCs w:val="18"/>
               </w:rPr>
-              <w:t xml:space="preserve">Sister Wanjiku's health-centre numbers — temperatures and blood pressure readings — are all rational, so their reciprocals are also rational and 'end neatly'. The tile diagonal √2 is irrational, and its reciprocal 1/√2 is also irrational — it never ends and never repeats, even though a calculator makes it look finite. This means the rational/irrational boundary is preserved under the reciprocal operation, just as Lessons 4 and 5 showed it is preserved under addition, subtraction, multiplication, and division.</w:t>
+              <w:t xml:space="preserve">Sister Wanjiku's health-centre numbers — temperatures and blood pressure readings — are all rational, so their reciprocals are also rational and 'end neatly'. The tile diagonal √2 is irrational, and its reciprocal 1/√2 is also irrational — it never ends and never repeats, even though a calculator makes it look finite. This means the rational/irrational boundary is preserved under the reciprocal operation, just as Lessons 4 and 5 showed that rational numbers stay rational under addition, subtraction, multiplication, and division (by a non-zero number). Irrational numbers do not always stay irrational under these operations: √2 × √2 = 2.</w:t>
             </w:r>
           </w:p>
         </w:tc>
@@ -1795,7 +1795,7 @@
         </w:rPr>
         <w:t xml:space="preserve">© 2026 SeaVuria and ARES. This work is licensed under a </w:t>
       </w:r>
-      <w:hyperlink w:history="1" r:id="rIdedgelgb654gtw9ypzprq4">
+      <w:hyperlink w:history="1" r:id="rIdxgrepl1cha2gtejm-xpco">
         <w:r>
           <w:rPr>
             <w:rFonts w:ascii="Arial" w:cs="Arial" w:eastAsia="Arial" w:hAnsi="Arial"/>
@@ -1815,7 +1815,7 @@
         </w:rPr>
         <w:t xml:space="preserve"> (</w:t>
       </w:r>
-      <w:hyperlink w:history="1" r:id="rId9c1idvii0tcoygawoeuqv">
+      <w:hyperlink w:history="1" r:id="rIdh1pt3oyvogiax1mgv74-j">
         <w:r>
           <w:rPr>
             <w:rFonts w:ascii="Arial" w:cs="Arial" w:eastAsia="Arial" w:hAnsi="Arial"/>
@@ -1835,7 +1835,7 @@
         </w:rPr>
         <w:t xml:space="preserve">). To view a copy of this license, visit </w:t>
       </w:r>
-      <w:hyperlink w:history="1" r:id="rId5djn-vicq-uhrhf8onqfb">
+      <w:hyperlink w:history="1" r:id="rIdor_zammkt02z9eaijxd1o">
         <w:r>
           <w:rPr>
             <w:rFonts w:ascii="Arial" w:cs="Arial" w:eastAsia="Arial" w:hAnsi="Arial"/>

--- a/data/outputs/v2/Essential_Mathematics/SS1.1_Real_Numbers/Essential_Mathematics_Real_Numbers_SummaryTable.docx
+++ b/data/outputs/v2/Essential_Mathematics/SS1.1_Real_Numbers/Essential_Mathematics_Real_Numbers_SummaryTable.docx
@@ -1795,7 +1795,7 @@
         </w:rPr>
         <w:t xml:space="preserve">© 2026 SeaVuria and ARES. This work is licensed under a </w:t>
       </w:r>
-      <w:hyperlink w:history="1" r:id="rIdxgrepl1cha2gtejm-xpco">
+      <w:hyperlink w:history="1" r:id="rIdglo46hw_kssjvgv2ez7m6">
         <w:r>
           <w:rPr>
             <w:rFonts w:ascii="Arial" w:cs="Arial" w:eastAsia="Arial" w:hAnsi="Arial"/>
@@ -1815,7 +1815,7 @@
         </w:rPr>
         <w:t xml:space="preserve"> (</w:t>
       </w:r>
-      <w:hyperlink w:history="1" r:id="rIdh1pt3oyvogiax1mgv74-j">
+      <w:hyperlink w:history="1" r:id="rIdvddkagx1cvh1crtazfpc5">
         <w:r>
           <w:rPr>
             <w:rFonts w:ascii="Arial" w:cs="Arial" w:eastAsia="Arial" w:hAnsi="Arial"/>
@@ -1835,7 +1835,7 @@
         </w:rPr>
         <w:t xml:space="preserve">). To view a copy of this license, visit </w:t>
       </w:r>
-      <w:hyperlink w:history="1" r:id="rIdor_zammkt02z9eaijxd1o">
+      <w:hyperlink w:history="1" r:id="rId-1btsd24wnzaqtiakrrbt">
         <w:r>
           <w:rPr>
             <w:rFonts w:ascii="Arial" w:cs="Arial" w:eastAsia="Arial" w:hAnsi="Arial"/>

--- a/data/outputs/v2/Essential_Mathematics/SS1.1_Real_Numbers/Essential_Mathematics_Real_Numbers_SummaryTable.docx
+++ b/data/outputs/v2/Essential_Mathematics/SS1.1_Real_Numbers/Essential_Mathematics_Real_Numbers_SummaryTable.docx
@@ -4,6 +4,7 @@
   <w:body>
     <w:p>
       <w:pPr>
+        <w:keepNext w:val="false"/>
         <w:spacing w:after="30" w:before="0"/>
         <w:jc w:val="center"/>
       </w:pPr>
@@ -23,6 +24,7 @@
     </w:p>
     <w:p>
       <w:pPr>
+        <w:keepNext w:val="false"/>
         <w:spacing w:after="60" w:before="0"/>
         <w:jc w:val="center"/>
       </w:pPr>
@@ -81,6 +83,7 @@
           </w:tcPr>
           <w:p>
             <w:pPr>
+              <w:keepNext w:val="false"/>
               <w:spacing w:after="40" w:before="0"/>
               <w:jc w:val="center"/>
             </w:pPr>
@@ -115,6 +118,7 @@
           </w:tcPr>
           <w:p>
             <w:pPr>
+              <w:keepNext w:val="false"/>
               <w:spacing w:after="40" w:before="0"/>
               <w:jc w:val="left"/>
             </w:pPr>
@@ -147,6 +151,7 @@
           </w:tcPr>
           <w:p>
             <w:pPr>
+              <w:keepNext w:val="false"/>
               <w:spacing w:after="40" w:before="0"/>
               <w:jc w:val="left"/>
             </w:pPr>
@@ -181,6 +186,7 @@
           </w:tcPr>
           <w:p>
             <w:pPr>
+              <w:keepNext w:val="false"/>
               <w:spacing w:after="40" w:before="0"/>
               <w:jc w:val="left"/>
             </w:pPr>
@@ -213,6 +219,7 @@
           </w:tcPr>
           <w:p>
             <w:pPr>
+              <w:keepNext w:val="false"/>
               <w:spacing w:after="40" w:before="0"/>
               <w:jc w:val="left"/>
             </w:pPr>
@@ -273,6 +280,7 @@
           </w:tcPr>
           <w:p>
             <w:pPr>
+              <w:keepNext w:val="false"/>
               <w:spacing w:after="40" w:before="0"/>
               <w:jc w:val="center"/>
             </w:pPr>
@@ -307,6 +315,7 @@
           </w:tcPr>
           <w:p>
             <w:pPr>
+              <w:keepNext w:val="false"/>
               <w:spacing w:after="40" w:before="0"/>
               <w:jc w:val="left"/>
             </w:pPr>
@@ -369,6 +378,7 @@
           </w:tcPr>
           <w:p>
             <w:pPr>
+              <w:keepNext w:val="false"/>
               <w:spacing w:after="40" w:before="0"/>
               <w:jc w:val="left"/>
             </w:pPr>
@@ -401,6 +411,7 @@
           </w:tcPr>
           <w:p>
             <w:pPr>
+              <w:keepNext w:val="false"/>
               <w:spacing w:after="40" w:before="0"/>
               <w:jc w:val="left"/>
             </w:pPr>
@@ -433,6 +444,7 @@
           </w:tcPr>
           <w:p>
             <w:pPr>
+              <w:keepNext w:val="false"/>
               <w:spacing w:after="40" w:before="0"/>
               <w:jc w:val="left"/>
             </w:pPr>
@@ -465,6 +477,7 @@
           </w:tcPr>
           <w:p>
             <w:pPr>
+              <w:keepNext w:val="false"/>
               <w:spacing w:after="40" w:before="0"/>
               <w:jc w:val="left"/>
             </w:pPr>
@@ -499,6 +512,7 @@
           </w:tcPr>
           <w:p>
             <w:pPr>
+              <w:keepNext w:val="false"/>
               <w:spacing w:after="40" w:before="0"/>
               <w:jc w:val="left"/>
             </w:pPr>
@@ -518,6 +532,7 @@
           </w:p>
           <w:p>
             <w:pPr>
+              <w:keepNext w:val="false"/>
               <w:spacing w:after="40" w:before="0"/>
               <w:jc w:val="left"/>
             </w:pPr>
@@ -550,6 +565,7 @@
           </w:tcPr>
           <w:p>
             <w:pPr>
+              <w:keepNext w:val="false"/>
               <w:spacing w:after="40" w:before="0"/>
               <w:jc w:val="left"/>
             </w:pPr>
@@ -582,6 +598,7 @@
           </w:tcPr>
           <w:p>
             <w:pPr>
+              <w:keepNext w:val="false"/>
               <w:spacing w:after="40" w:before="0"/>
               <w:jc w:val="left"/>
             </w:pPr>
@@ -614,6 +631,7 @@
           </w:tcPr>
           <w:p>
             <w:pPr>
+              <w:keepNext w:val="false"/>
               <w:spacing w:after="40" w:before="0"/>
               <w:jc w:val="left"/>
             </w:pPr>
@@ -648,6 +666,7 @@
           </w:tcPr>
           <w:p>
             <w:pPr>
+              <w:keepNext w:val="false"/>
               <w:spacing w:after="40" w:before="0"/>
               <w:jc w:val="left"/>
             </w:pPr>
@@ -667,6 +686,7 @@
           </w:p>
           <w:p>
             <w:pPr>
+              <w:keepNext w:val="false"/>
               <w:spacing w:after="40" w:before="0"/>
               <w:jc w:val="left"/>
             </w:pPr>
@@ -699,6 +719,7 @@
           </w:tcPr>
           <w:p>
             <w:pPr>
+              <w:keepNext w:val="false"/>
               <w:spacing w:after="40" w:before="0"/>
               <w:jc w:val="left"/>
             </w:pPr>
@@ -731,6 +752,7 @@
           </w:tcPr>
           <w:p>
             <w:pPr>
+              <w:keepNext w:val="false"/>
               <w:spacing w:after="40" w:before="0"/>
               <w:jc w:val="left"/>
             </w:pPr>
@@ -763,6 +785,7 @@
           </w:tcPr>
           <w:p>
             <w:pPr>
+              <w:keepNext w:val="false"/>
               <w:spacing w:after="40" w:before="0"/>
               <w:jc w:val="left"/>
             </w:pPr>
@@ -797,6 +820,7 @@
           </w:tcPr>
           <w:p>
             <w:pPr>
+              <w:keepNext w:val="false"/>
               <w:spacing w:after="40" w:before="0"/>
               <w:jc w:val="left"/>
             </w:pPr>
@@ -816,6 +840,7 @@
           </w:p>
           <w:p>
             <w:pPr>
+              <w:keepNext w:val="false"/>
               <w:spacing w:after="40" w:before="0"/>
               <w:jc w:val="left"/>
             </w:pPr>
@@ -848,6 +873,7 @@
           </w:tcPr>
           <w:p>
             <w:pPr>
+              <w:keepNext w:val="false"/>
               <w:spacing w:after="40" w:before="0"/>
               <w:jc w:val="left"/>
             </w:pPr>
@@ -880,6 +906,7 @@
           </w:tcPr>
           <w:p>
             <w:pPr>
+              <w:keepNext w:val="false"/>
               <w:spacing w:after="40" w:before="0"/>
               <w:jc w:val="left"/>
             </w:pPr>
@@ -912,6 +939,7 @@
           </w:tcPr>
           <w:p>
             <w:pPr>
+              <w:keepNext w:val="false"/>
               <w:spacing w:after="40" w:before="0"/>
               <w:jc w:val="left"/>
             </w:pPr>
@@ -946,6 +974,7 @@
           </w:tcPr>
           <w:p>
             <w:pPr>
+              <w:keepNext w:val="false"/>
               <w:spacing w:after="40" w:before="0"/>
               <w:jc w:val="left"/>
             </w:pPr>
@@ -965,6 +994,7 @@
           </w:p>
           <w:p>
             <w:pPr>
+              <w:keepNext w:val="false"/>
               <w:spacing w:after="40" w:before="0"/>
               <w:jc w:val="left"/>
             </w:pPr>
@@ -997,6 +1027,7 @@
           </w:tcPr>
           <w:p>
             <w:pPr>
+              <w:keepNext w:val="false"/>
               <w:spacing w:after="40" w:before="0"/>
               <w:jc w:val="left"/>
             </w:pPr>
@@ -1029,6 +1060,7 @@
           </w:tcPr>
           <w:p>
             <w:pPr>
+              <w:keepNext w:val="false"/>
               <w:spacing w:after="40" w:before="0"/>
               <w:jc w:val="left"/>
             </w:pPr>
@@ -1061,6 +1093,7 @@
           </w:tcPr>
           <w:p>
             <w:pPr>
+              <w:keepNext w:val="false"/>
               <w:spacing w:after="40" w:before="0"/>
               <w:jc w:val="left"/>
             </w:pPr>
@@ -1095,6 +1128,7 @@
           </w:tcPr>
           <w:p>
             <w:pPr>
+              <w:keepNext w:val="false"/>
               <w:spacing w:after="40" w:before="0"/>
               <w:jc w:val="left"/>
             </w:pPr>
@@ -1114,6 +1148,7 @@
           </w:p>
           <w:p>
             <w:pPr>
+              <w:keepNext w:val="false"/>
               <w:spacing w:after="40" w:before="0"/>
               <w:jc w:val="left"/>
             </w:pPr>
@@ -1146,6 +1181,7 @@
           </w:tcPr>
           <w:p>
             <w:pPr>
+              <w:keepNext w:val="false"/>
               <w:spacing w:after="40" w:before="0"/>
               <w:jc w:val="left"/>
             </w:pPr>
@@ -1178,6 +1214,7 @@
           </w:tcPr>
           <w:p>
             <w:pPr>
+              <w:keepNext w:val="false"/>
               <w:spacing w:after="40" w:before="0"/>
               <w:jc w:val="left"/>
             </w:pPr>
@@ -1210,6 +1247,7 @@
           </w:tcPr>
           <w:p>
             <w:pPr>
+              <w:keepNext w:val="false"/>
               <w:spacing w:after="40" w:before="0"/>
               <w:jc w:val="left"/>
             </w:pPr>
@@ -1244,6 +1282,7 @@
           </w:tcPr>
           <w:p>
             <w:pPr>
+              <w:keepNext w:val="false"/>
               <w:spacing w:after="40" w:before="0"/>
               <w:jc w:val="left"/>
             </w:pPr>
@@ -1263,6 +1302,7 @@
           </w:p>
           <w:p>
             <w:pPr>
+              <w:keepNext w:val="false"/>
               <w:spacing w:after="40" w:before="0"/>
               <w:jc w:val="left"/>
             </w:pPr>
@@ -1295,6 +1335,7 @@
           </w:tcPr>
           <w:p>
             <w:pPr>
+              <w:keepNext w:val="false"/>
               <w:spacing w:after="40" w:before="0"/>
               <w:jc w:val="left"/>
             </w:pPr>
@@ -1327,6 +1368,7 @@
           </w:tcPr>
           <w:p>
             <w:pPr>
+              <w:keepNext w:val="false"/>
               <w:spacing w:after="40" w:before="0"/>
               <w:jc w:val="left"/>
             </w:pPr>
@@ -1359,6 +1401,7 @@
           </w:tcPr>
           <w:p>
             <w:pPr>
+              <w:keepNext w:val="false"/>
               <w:spacing w:after="40" w:before="0"/>
               <w:jc w:val="left"/>
             </w:pPr>
@@ -1393,6 +1436,7 @@
           </w:tcPr>
           <w:p>
             <w:pPr>
+              <w:keepNext w:val="false"/>
               <w:spacing w:after="40" w:before="0"/>
               <w:jc w:val="left"/>
             </w:pPr>
@@ -1412,6 +1456,7 @@
           </w:p>
           <w:p>
             <w:pPr>
+              <w:keepNext w:val="false"/>
               <w:spacing w:after="40" w:before="0"/>
               <w:jc w:val="left"/>
             </w:pPr>
@@ -1444,6 +1489,7 @@
           </w:tcPr>
           <w:p>
             <w:pPr>
+              <w:keepNext w:val="false"/>
               <w:spacing w:after="40" w:before="0"/>
               <w:jc w:val="left"/>
             </w:pPr>
@@ -1476,6 +1522,7 @@
           </w:tcPr>
           <w:p>
             <w:pPr>
+              <w:keepNext w:val="false"/>
               <w:spacing w:after="40" w:before="0"/>
               <w:jc w:val="left"/>
             </w:pPr>
@@ -1508,6 +1555,7 @@
           </w:tcPr>
           <w:p>
             <w:pPr>
+              <w:keepNext w:val="false"/>
               <w:spacing w:after="40" w:before="0"/>
               <w:jc w:val="left"/>
             </w:pPr>
@@ -1542,6 +1590,7 @@
           </w:tcPr>
           <w:p>
             <w:pPr>
+              <w:keepNext w:val="false"/>
               <w:spacing w:after="40" w:before="0"/>
               <w:jc w:val="left"/>
             </w:pPr>
@@ -1561,6 +1610,7 @@
           </w:p>
           <w:p>
             <w:pPr>
+              <w:keepNext w:val="false"/>
               <w:spacing w:after="40" w:before="0"/>
               <w:jc w:val="left"/>
             </w:pPr>
@@ -1593,6 +1643,7 @@
           </w:tcPr>
           <w:p>
             <w:pPr>
+              <w:keepNext w:val="false"/>
               <w:spacing w:after="40" w:before="0"/>
               <w:jc w:val="left"/>
             </w:pPr>
@@ -1625,6 +1676,7 @@
           </w:tcPr>
           <w:p>
             <w:pPr>
+              <w:keepNext w:val="false"/>
               <w:spacing w:after="40" w:before="0"/>
               <w:jc w:val="left"/>
             </w:pPr>
@@ -1657,6 +1709,7 @@
           </w:tcPr>
           <w:p>
             <w:pPr>
+              <w:keepNext w:val="false"/>
               <w:spacing w:after="40" w:before="0"/>
               <w:jc w:val="left"/>
             </w:pPr>
@@ -1795,7 +1848,7 @@
         </w:rPr>
         <w:t xml:space="preserve">© 2026 SeaVuria and ARES. This work is licensed under a </w:t>
       </w:r>
-      <w:hyperlink w:history="1" r:id="rIdglo46hw_kssjvgv2ez7m6">
+      <w:hyperlink w:history="1" r:id="rIdt_zisywopo39bo-11ontt">
         <w:r>
           <w:rPr>
             <w:rFonts w:ascii="Arial" w:cs="Arial" w:eastAsia="Arial" w:hAnsi="Arial"/>
@@ -1815,7 +1868,7 @@
         </w:rPr>
         <w:t xml:space="preserve"> (</w:t>
       </w:r>
-      <w:hyperlink w:history="1" r:id="rIdvddkagx1cvh1crtazfpc5">
+      <w:hyperlink w:history="1" r:id="rIdbphtl81k8hs9wq0zdyaqk">
         <w:r>
           <w:rPr>
             <w:rFonts w:ascii="Arial" w:cs="Arial" w:eastAsia="Arial" w:hAnsi="Arial"/>
@@ -1835,7 +1888,7 @@
         </w:rPr>
         <w:t xml:space="preserve">). To view a copy of this license, visit </w:t>
       </w:r>
-      <w:hyperlink w:history="1" r:id="rId-1btsd24wnzaqtiakrrbt">
+      <w:hyperlink w:history="1" r:id="rIdyc2wyoeg6bmfpgirwynrr">
         <w:r>
           <w:rPr>
             <w:rFonts w:ascii="Arial" w:cs="Arial" w:eastAsia="Arial" w:hAnsi="Arial"/>

--- a/data/outputs/v2/Essential_Mathematics/SS1.1_Real_Numbers/Essential_Mathematics_Real_Numbers_SummaryTable.docx
+++ b/data/outputs/v2/Essential_Mathematics/SS1.1_Real_Numbers/Essential_Mathematics_Real_Numbers_SummaryTable.docx
@@ -1848,7 +1848,7 @@
         </w:rPr>
         <w:t xml:space="preserve">© 2026 SeaVuria and ARES. This work is licensed under a </w:t>
       </w:r>
-      <w:hyperlink w:history="1" r:id="rIdt_zisywopo39bo-11ontt">
+      <w:hyperlink w:history="1" r:id="rId0a4p8ae-hgq5hwu3cnqce">
         <w:r>
           <w:rPr>
             <w:rFonts w:ascii="Arial" w:cs="Arial" w:eastAsia="Arial" w:hAnsi="Arial"/>
@@ -1868,7 +1868,7 @@
         </w:rPr>
         <w:t xml:space="preserve"> (</w:t>
       </w:r>
-      <w:hyperlink w:history="1" r:id="rIdbphtl81k8hs9wq0zdyaqk">
+      <w:hyperlink w:history="1" r:id="rId1og0ru0w8ytj5snyw6pa0">
         <w:r>
           <w:rPr>
             <w:rFonts w:ascii="Arial" w:cs="Arial" w:eastAsia="Arial" w:hAnsi="Arial"/>
@@ -1888,7 +1888,7 @@
         </w:rPr>
         <w:t xml:space="preserve">). To view a copy of this license, visit </w:t>
       </w:r>
-      <w:hyperlink w:history="1" r:id="rIdyc2wyoeg6bmfpgirwynrr">
+      <w:hyperlink w:history="1" r:id="rIdo77jn1xqiagszdldcbbsf">
         <w:r>
           <w:rPr>
             <w:rFonts w:ascii="Arial" w:cs="Arial" w:eastAsia="Arial" w:hAnsi="Arial"/>
